--- a/submission_package/stage22_m20_review_response/manuscript.docx
+++ b/submission_package/stage22_m20_review_response/manuscript.docx
@@ -2,7 +2,7 @@
 <file path=word/document.xml><?xml version="1.0" encoding="utf-8"?>
 <w:document xmlns:w="http://schemas.openxmlformats.org/wordprocessingml/2006/main" xmlns:m="http://schemas.openxmlformats.org/officeDocument/2006/math" xmlns:r="http://schemas.openxmlformats.org/officeDocument/2006/relationships" xmlns:o="urn:schemas-microsoft-com:office:office" xmlns:v="urn:schemas-microsoft-com:vml" xmlns:w10="urn:schemas-microsoft-com:office:word" xmlns:a="http://schemas.openxmlformats.org/drawingml/2006/main" xmlns:pic="http://schemas.openxmlformats.org/drawingml/2006/picture" xmlns:wp="http://schemas.openxmlformats.org/drawingml/2006/wordprocessingDrawing">
   <w:body>
-    <w:bookmarkStart w:id="65" w:name="X7c070a1452dc36d4e2a8426dba267437625b71f"/>
+    <w:bookmarkStart w:id="67" w:name="X7c070a1452dc36d4e2a8426dba267437625b71f"/>
     <w:p>
       <w:pPr>
         <w:pStyle w:val="Heading1"/>
@@ -103,7 +103,23 @@
         <w:pStyle w:val="BodyText"/>
       </w:pPr>
       <w:r>
-        <w:t xml:space="preserve">Closely related analyses already exist. Li et al. integrated four glomerular and four tubular datasets with single-cell contextualization and reported considerable cross-dataset inconsistency before prioritizing TEKT2 and PIAS2 [2]. Hojjati et al. combined five glomerular microarray datasets by random-effects meta-analysis and reported 1,364 meta-DEGs followed by immune, extracellular-matrix and hemostasis enrichment [3]. Abdalla et al. compared human and mouse glomerular networks across several kidney diseases [4]. Thus, immune and matrix biology is not claimed here as novel. The intended increment is methodological: dataset-level systematic identification, explicit source de-duplication, compartment separation, a fixed Reactome family [5], complete multiplicity bookkeeping, a common-measurement pathway estimand and design-aware study-wise inference.</w:t>
+        <w:t xml:space="preserve">Closely related analyses already exist. Li et al. integrated four glomerular and four tubular datasets with single-cell contextualization and reported considerable cross-dataset inconsistency before prioritizing TEKT2 and PIAS2 [2]. Hojjati et al. combined five glomerular microarray datasets by random-effects meta-analysis and reported 1,364 meta-DEGs followed by immune, extracellular-matrix and hemostasis enrichment [3]. Abdalla et al. compared human and mouse glomerular networks across several kidney diseases [4]. Zhang et al. used GSE30528 and GSE104948 for discovery and GSE96804 for external validation in a 2025</w:t>
+      </w:r>
+      <w:r>
+        <w:t xml:space="preserve"> </w:t>
+      </w:r>
+      <w:r>
+        <w:rPr>
+          <w:i/>
+          <w:iCs/>
+        </w:rPr>
+        <w:t xml:space="preserve">Scientific Reports</w:t>
+      </w:r>
+      <w:r>
+        <w:t xml:space="preserve"> </w:t>
+      </w:r>
+      <w:r>
+        <w:t xml:space="preserve">machine-learning analysis [5]. Jiao et al. integrated GSE30528, GSE104948, GSE96804 and GSE99339 and specifically reported glomerular C1q/C3 findings [6]. Thus, neither reuse of the three core datasets nor complement, immune or matrix biology is claimed here as novel. The intended increment is methodological: dataset-level systematic identification, explicit source de-duplication, compartment separation, a fixed Reactome family [7], complete multiplicity bookkeeping, a common-measurement pathway estimand and design-aware study-wise inference.</w:t>
       </w:r>
     </w:p>
     <w:p>
@@ -111,7 +127,7 @@
         <w:pStyle w:val="BodyText"/>
       </w:pPr>
       <w:r>
-        <w:t xml:space="preserve">Following PRISMA 2020 reporting principles [6], we asked two bounded questions. First, do any genes from the seven-pathway family show multiplicity-controlled evidence across three independent glomerular sources? Second, do pathway-average transcriptional associations meet an operational two-of-three-source rule when every source uses the same measurable members and cohort-appropriate label allocations? The analysis was not prospectively preregistered; version history and post-review amendments are reported explicitly.</w:t>
+        <w:t xml:space="preserve">Following PRISMA 2020 reporting principles [8], we asked two bounded questions. First, do any genes from the seven-pathway family show multiplicity-controlled evidence across three independent glomerular sources? Second, do pathway-average transcriptional associations meet an operational two-of-three-source rule when every source uses the same measurable members and cohort-appropriate label allocations? The analysis was not prospectively preregistered; version history and post-review amendments are reported explicitly.</w:t>
       </w:r>
     </w:p>
     <w:bookmarkEnd w:id="12"/>
@@ -151,7 +167,7 @@
         <w:t xml:space="preserve">dataset record</w:t>
       </w:r>
       <w:r>
-        <w:t xml:space="preserve">, an adaptation of the PRISMA flow template. GSE30528/GSE30529 are paired compartments of GSE30122; GSE104948/GSE104954 are paired compartments of ERCB H7. Related or overlapping accessions were not counted as independent sources.</w:t>
+        <w:t xml:space="preserve">, an adaptation of the PRISMA flow template. GSE30528/GSE30529 are paired compartments of GSE30122; GSE104948/GSE104954 are paired compartments of ERCB H7. GSE99339 contains the same archived H7 glomerular donor labels DN901, DN910, DN914, DN916, DN932, DN941 and DN947 that reappear in GSE104948, so it was not counted as a fourth independent replication source. The GSE104948 record also declares historical older-CDF analyses in GSE47183 and GSE32591; these series-level relationships were treated as source-lineage warnings rather than independent evidence (Supplementary Table S28). Related or overlapping accessions were not counted as independent sources.</w:t>
       </w:r>
     </w:p>
     <w:p>
@@ -913,7 +929,7 @@
         <w:pStyle w:val="BodyText"/>
       </w:pPr>
       <w:r>
-        <w:t xml:space="preserve">The results overlap prior DKD integrations but answer a different question. Li et al. emphasized cross-dataset inconsistency and cell-type context [2]; Hojjati et al. sought pooled meta-DEGs and subsequent enrichment [3]; Abdalla et al. sought cross-species network commonality [4]. Here, source studies rather than accessions are the independence unit, compartments are never pooled, nonestimable genes stay in the FDR family, and pathway evidence is required to recur study by study. The novelty is therefore an auditable inferential architecture, not discovery of previously unknown inflammatory or matrix biology (Supplementary Table S23).</w:t>
+        <w:t xml:space="preserve">The results overlap prior DKD integrations but answer a different question. Li et al. emphasized cross-dataset inconsistency and cell-type context [2]; Hojjati et al. sought pooled meta-DEGs and subsequent enrichment [3]; Abdalla et al. sought cross-species network commonality [4]. Zhang et al. used the same three core GEO Series for feature and drug-target prioritization [5], while Jiao et al. reported glomerular complement/C1q/C3 findings after integrating those Series with the donor-overlapping GSE99339 record [6]. Here, source studies rather than accessions are the independence unit, exact repeated donor labels are exposed, compartments are never pooled, nonestimable genes stay in the FDR family, and pathway evidence is required to recur study by study. The novelty is therefore an auditable inferential architecture—not dataset novelty or discovery of previously unknown complement, inflammatory or matrix biology (Supplementary Tables S23 and S28).</w:t>
       </w:r>
     </w:p>
     <w:p>
@@ -990,7 +1006,7 @@
         <w:pStyle w:val="BodyText"/>
       </w:pPr>
       <w:r>
-        <w:t xml:space="preserve">This work used only public, de-identified expression data and involved no recruitment, intervention, participant contact or access to identifiable private information. It does not claim a new ethics approval or waiver on behalf of the author's institution. Original-study committee, approval and consent statements were traced where accessible; unresolved fields are marked “not located” or “not reported”, not inferred. Ethics provenance was reviewed against the source reports for GSE1009, GSE30122, GSE96804, GSE142025, GSE163603 and GSE166239 [12–17]. Reported examples include Albert Einstein College of Medicine/Montefiore IRB 2002-202 for GSE30122, Shanghai Jiao Tong University Affiliated Sixth People's Hospital review and written consent for GSE142025, Indiana University IRB 1906572234 for GSE163603, and REK vest 2013/553 with written consent for GSE166239. The author must confirm whether a local institutional determination is required before submission. Absence of a located statement is a provenance gap, not an allegation of non-compliance.</w:t>
+        <w:t xml:space="preserve">This work used only public, de-identified expression data and involved no recruitment, intervention, participant contact or access to identifiable private information. It does not claim a new ethics approval or waiver on behalf of the author's institution. Original-study committee, approval and consent statements were traced where accessible; unresolved fields are marked “not located” or “not reported”, not inferred. Ethics provenance was reviewed against the source reports for GSE1009, GSE30122, GSE96804, GSE142025, GSE163603 and GSE166239 [14–19]. Reported examples include Albert Einstein College of Medicine/Montefiore IRB 2002-202 for GSE30122, Shanghai Jiao Tong University Affiliated Sixth People's Hospital review and written consent for GSE142025, Indiana University IRB 1906572234 for GSE163603, and REK vest 2013/553 with written consent for GSE166239. The author must confirm whether a local institutional determination is required before submission. Absence of a located statement is a provenance gap, not an allegation of non-compliance.</w:t>
       </w:r>
     </w:p>
     <w:bookmarkEnd w:id="22"/>
@@ -1008,7 +1024,7 @@
         <w:pStyle w:val="FirstParagraph"/>
       </w:pPr>
       <w:r>
-        <w:t xml:space="preserve">Seven Reactome pathways were fixed in M19: Complement cascade (R-HSA-166658), Coagulation pathway (R-HSA-9769740), Cell surface interactions at the vascular wall (R-HSA-202733), Chemokine receptors bind chemokines (R-HSA-380108), Extracellular matrix organization (R-HSA-1474244), Cellular response to hypoxia (R-HSA-1234174), and Signaling by TGF-beta Receptor Complex (R-HSA-170834). The 21 June 2026 Reactome GMT was filtered to symbols in the 28 May 2026 GOA human GAF, yielding 783 unique genes [5]. Source hashes, retrieval dates and membership are archived. These rules were not prospectively preregistered (Supplementary Table S24).</w:t>
+        <w:t xml:space="preserve">Seven Reactome pathways were fixed in M19: Complement cascade (R-HSA-166658), Coagulation pathway (R-HSA-9769740), Cell surface interactions at the vascular wall (R-HSA-202733), Chemokine receptors bind chemokines (R-HSA-380108), Extracellular matrix organization (R-HSA-1474244), Cellular response to hypoxia (R-HSA-1234174), and Signaling by TGF-beta Receptor Complex (R-HSA-170834). The 21 June 2026 Reactome GMT was filtered to symbols in the 28 May 2026 GOA human GAF, yielding 783 unique genes [7]. Source hashes, retrieval dates and membership are archived. These rules were not prospectively preregistered (Supplementary Table S24).</w:t>
       </w:r>
     </w:p>
     <w:p>
@@ -1016,7 +1032,7 @@
         <w:pStyle w:val="BodyText"/>
       </w:pPr>
       <w:r>
-        <w:t xml:space="preserve">Expression matrices were analyzed within cohorts. Microarray probes were mapped to uppercase gene symbols; the primary label-independent aggregation retained the probe with the highest all-sample mean and median-probe aggregation was a sensitivity. Author count tables were transformed as log2(CPM+0.5). Apparent GSE1009 a/b technical replicates were averaged by donor label. Hedges' g represented DKD minus control standardized mean difference [7]. Two-sided Welch P values were descriptive.</w:t>
+        <w:t xml:space="preserve">Expression matrices were analyzed within cohorts. Microarray probes were mapped to uppercase gene symbols; the primary label-independent aggregation retained the probe with the highest all-sample mean and median-probe aggregation was a sensitivity. Author count tables were transformed as log2(CPM+0.5). Apparent GSE1009 a/b technical replicates were averaged by donor label. Hedges' g represented DKD minus control standardized mean difference [9]. Two-sided Welch P values were descriptive.</w:t>
       </w:r>
     </w:p>
     <w:bookmarkEnd w:id="23"/>
@@ -1034,7 +1050,7 @@
         <w:pStyle w:val="FirstParagraph"/>
       </w:pPr>
       <w:r>
-        <w:t xml:space="preserve">For each of the 783 family members, cohort effects were combined by restricted-maximum-likelihood random-effects meta-analysis. Modified Hartung–Knapp intervals did not become narrower than conventional normal intervals [8,9]. Genes unavailable in one or more primary sources remained in the planned family with P=1 for Benjamini–Hochberg correction across all 783 members [10]. Leave-one-source-out estimates used the same model; two-source results were interpreted only as sensitivity diagnostics.</w:t>
+        <w:t xml:space="preserve">For each of the 783 family members, cohort effects were combined by restricted-maximum-likelihood random-effects meta-analysis. Modified Hartung–Knapp intervals did not become narrower than conventional normal intervals [10,11]. Genes unavailable in one or more primary sources remained in the planned family with P=1 for Benjamini–Hochberg correction across all 783 members [12]. Leave-one-source-out estimates used the same model; two-source results were interpreted only as sensitivity diagnostics.</w:t>
       </w:r>
     </w:p>
     <w:bookmarkEnd w:id="24"/>
@@ -1060,7 +1076,7 @@
         <w:pStyle w:val="BodyText"/>
       </w:pPr>
       <w:r>
-        <w:t xml:space="preserve">Disease labels were permuted jointly across samples so the observed cross-gene correlation was preserved [11]. GSE96804 allocations preserved case counts separately within archived sex strata. GSE30528 used exact case-count-preserving enumeration. GSE104948 was restricted to H7 before exact enumeration. For every pathway, the observed mean was centered and scaled by the permutation-null mean and standard deviation. The reference statistic was the maximum absolute studentized statistic across all seven pathways; its tail probability provided two-sided maxT family-wise control. Exact probabilities included the observed allocation and therefore could not be zero. Monte Carlo probabilities used the plus-one convention. GSE96804 used 100,000 allocations; its Monte Carlo standard errors and exact binomial intervals are in Supplementary Table S9. Raw-mean maxT is retained only as a sensitivity.</w:t>
+        <w:t xml:space="preserve">Disease labels were permuted jointly across samples so the observed cross-gene correlation was preserved [13]. GSE96804 allocations preserved case counts separately within archived sex strata. GSE30528 used exact case-count-preserving enumeration. GSE104948 was restricted to H7 before exact enumeration. For every pathway, the observed mean was centered and scaled by the permutation-null mean and standard deviation. The reference statistic was the maximum absolute studentized statistic across all seven pathways; its tail probability provided two-sided maxT family-wise control. Exact probabilities included the observed allocation and therefore could not be zero. Monte Carlo probabilities used the plus-one convention. GSE96804 used 100,000 allocations; its Monte Carlo standard errors and exact binomial intervals are in Supplementary Table S9. Raw-mean maxT is retained only as a sensitivity.</w:t>
       </w:r>
     </w:p>
     <w:p>
@@ -1094,7 +1110,7 @@
         <w:pStyle w:val="BodyText"/>
       </w:pPr>
       <w:r>
-        <w:t xml:space="preserve">OpenAI Codex was used under author supervision for code generation, statistical comparison, consistency checking, figures, tables and language drafting. It also executed the explicitly labelled second-pass screening consistency audit. No generative image model was used. The author is responsible for final verification of code, results, references, screening and prose; AI is not an author and did not generate or alter primary data.</w:t>
+        <w:t xml:space="preserve">OpenAI Codex was used under author supervision for code generation, comparison of prespecified statistical options, consistency checking, figures, tables and language drafting. It also executed the explicitly labelled second-pass screening consistency audit. No generative image model was used. AI did not autonomously determine which inferential conclusions to retain or replace author scholarly judgement. The author retains responsibility for final verification of code, results, references, screening, interpretation and prose; AI is not an author and did not generate or alter primary data.</w:t>
       </w:r>
     </w:p>
     <w:bookmarkEnd w:id="26"/>
@@ -1113,7 +1129,7 @@
         <w:pStyle w:val="FirstParagraph"/>
       </w:pPr>
       <w:r>
-        <w:t xml:space="preserve">All expression data are publicly available in NCBI GEO: GSE1009, GSE30528, GSE30529, GSE96804, GSE104948, GSE104954, GSE111154, GSE142025, GSE163603, GSE166239 and GSE199838 [18–28]. Each repository record and, where available, its source publication are formally cited below and tabulated in Supplementary Table S25. No new primary data were generated.</w:t>
+        <w:t xml:space="preserve">All expression data are publicly available in NCBI GEO: GSE1009, GSE30528, GSE30529, GSE96804, GSE104948, GSE104954, GSE111154, GSE142025, GSE163603, GSE166239 and GSE199838 [20–30]. Each repository record and, where available, its source publication are formally cited below and tabulated in Supplementary Table S25. No new primary data were generated.</w:t>
       </w:r>
     </w:p>
     <w:bookmarkEnd w:id="28"/>
@@ -1131,7 +1147,7 @@
         <w:pStyle w:val="FirstParagraph"/>
       </w:pPr>
       <w:r>
-        <w:t xml:space="preserve">The exact M20 code, frozen primary inputs, source tables, search logs, manuscript and checksums are supplied with the submission and archived in the versioned GitHub release</w:t>
+        <w:t xml:space="preserve">The exact M20.1 code, frozen primary inputs, source tables, search logs, manuscript and checksums are supplied with the submission and archived in the versioned GitHub release</w:t>
       </w:r>
       <w:r>
         <w:t xml:space="preserve"> </w:t>
@@ -1141,7 +1157,7 @@
           <w:rPr>
             <w:rStyle w:val="Hyperlink"/>
           </w:rPr>
-          <w:t xml:space="preserve">https://github.com/denglizhen-113/dkd-focused-universe-reanalysis/tree/v1.2.0</w:t>
+          <w:t xml:space="preserve">https://github.com/denglizhen-113/dkd-focused-universe-reanalysis/tree/v1.2.1</w:t>
         </w:r>
       </w:hyperlink>
       <w:r>
@@ -1149,7 +1165,7 @@
       </w:r>
     </w:p>
     <w:bookmarkEnd w:id="30"/>
-    <w:bookmarkStart w:id="59" w:name="references"/>
+    <w:bookmarkStart w:id="61" w:name="references"/>
     <w:p>
       <w:pPr>
         <w:pStyle w:val="Heading2"/>
@@ -1351,7 +1367,7 @@
         </w:numPr>
       </w:pPr>
       <w:r>
-        <w:t xml:space="preserve">Gillespie, M. et al. The Reactome pathway knowledgebase 2022.</w:t>
+        <w:t xml:space="preserve">Zhang, L., Sun, Z., Yuan, Y. &amp; Sheng, J. Integrating bioinformatics and machine learning to identify glomerular injury genes and predict drug targets in diabetic nephropathy.</w:t>
       </w:r>
       <w:r>
         <w:t xml:space="preserve"> </w:t>
@@ -1361,7 +1377,7 @@
           <w:i/>
           <w:iCs/>
         </w:rPr>
-        <w:t xml:space="preserve">Nucleic Acids Res.</w:t>
+        <w:t xml:space="preserve">Sci. Rep.</w:t>
       </w:r>
       <w:r>
         <w:t xml:space="preserve"> </w:t>
@@ -1371,6 +1387,98 @@
           <w:b/>
           <w:bCs/>
         </w:rPr>
+        <w:t xml:space="preserve">15</w:t>
+      </w:r>
+      <w:r>
+        <w:t xml:space="preserve">, 16868 (2025).</w:t>
+      </w:r>
+      <w:r>
+        <w:t xml:space="preserve"> </w:t>
+      </w:r>
+      <w:hyperlink r:id="rId35">
+        <w:r>
+          <w:rPr>
+            <w:rStyle w:val="Hyperlink"/>
+          </w:rPr>
+          <w:t xml:space="preserve">https://doi.org/10.1038/s41598-025-01628-5</w:t>
+        </w:r>
+      </w:hyperlink>
+    </w:p>
+    <w:p>
+      <w:pPr>
+        <w:pStyle w:val="Compact"/>
+        <w:numPr>
+          <w:ilvl w:val="0"/>
+          <w:numId w:val="1001"/>
+        </w:numPr>
+      </w:pPr>
+      <w:r>
+        <w:t xml:space="preserve">Jiao, Y. et al. Activation of complement C1q and C3 in glomeruli might accelerate the progression of diabetic nephropathy: evidence from transcriptomic data and renal histopathology.</w:t>
+      </w:r>
+      <w:r>
+        <w:t xml:space="preserve"> </w:t>
+      </w:r>
+      <w:r>
+        <w:rPr>
+          <w:i/>
+          <w:iCs/>
+        </w:rPr>
+        <w:t xml:space="preserve">J. Diabetes Investig.</w:t>
+      </w:r>
+      <w:r>
+        <w:t xml:space="preserve"> </w:t>
+      </w:r>
+      <w:r>
+        <w:rPr>
+          <w:b/>
+          <w:bCs/>
+        </w:rPr>
+        <w:t xml:space="preserve">13</w:t>
+      </w:r>
+      <w:r>
+        <w:t xml:space="preserve">, 839–849 (2022).</w:t>
+      </w:r>
+      <w:r>
+        <w:t xml:space="preserve"> </w:t>
+      </w:r>
+      <w:hyperlink r:id="rId36">
+        <w:r>
+          <w:rPr>
+            <w:rStyle w:val="Hyperlink"/>
+          </w:rPr>
+          <w:t xml:space="preserve">https://doi.org/10.1111/jdi.13739</w:t>
+        </w:r>
+      </w:hyperlink>
+    </w:p>
+    <w:p>
+      <w:pPr>
+        <w:pStyle w:val="Compact"/>
+        <w:numPr>
+          <w:ilvl w:val="0"/>
+          <w:numId w:val="1001"/>
+        </w:numPr>
+      </w:pPr>
+      <w:r>
+        <w:t xml:space="preserve">Gillespie, M. et al. The Reactome pathway knowledgebase 2022.</w:t>
+      </w:r>
+      <w:r>
+        <w:t xml:space="preserve"> </w:t>
+      </w:r>
+      <w:r>
+        <w:rPr>
+          <w:i/>
+          <w:iCs/>
+        </w:rPr>
+        <w:t xml:space="preserve">Nucleic Acids Res.</w:t>
+      </w:r>
+      <w:r>
+        <w:t xml:space="preserve"> </w:t>
+      </w:r>
+      <w:r>
+        <w:rPr>
+          <w:b/>
+          <w:bCs/>
+        </w:rPr>
         <w:t xml:space="preserve">50</w:t>
       </w:r>
       <w:r>
@@ -1379,7 +1487,7 @@
       <w:r>
         <w:t xml:space="preserve"> </w:t>
       </w:r>
-      <w:hyperlink r:id="rId35">
+      <w:hyperlink r:id="rId37">
         <w:r>
           <w:rPr>
             <w:rStyle w:val="Hyperlink"/>
@@ -1425,7 +1533,7 @@
       <w:r>
         <w:t xml:space="preserve"> </w:t>
       </w:r>
-      <w:hyperlink r:id="rId36">
+      <w:hyperlink r:id="rId38">
         <w:r>
           <w:rPr>
             <w:rStyle w:val="Hyperlink"/>
@@ -1471,7 +1579,7 @@
       <w:r>
         <w:t xml:space="preserve"> </w:t>
       </w:r>
-      <w:hyperlink r:id="rId37">
+      <w:hyperlink r:id="rId39">
         <w:r>
           <w:rPr>
             <w:rStyle w:val="Hyperlink"/>
@@ -1517,7 +1625,7 @@
       <w:r>
         <w:t xml:space="preserve"> </w:t>
       </w:r>
-      <w:hyperlink r:id="rId38">
+      <w:hyperlink r:id="rId40">
         <w:r>
           <w:rPr>
             <w:rStyle w:val="Hyperlink"/>
@@ -1563,7 +1671,7 @@
       <w:r>
         <w:t xml:space="preserve"> </w:t>
       </w:r>
-      <w:hyperlink r:id="rId39">
+      <w:hyperlink r:id="rId41">
         <w:r>
           <w:rPr>
             <w:rStyle w:val="Hyperlink"/>
@@ -1609,7 +1717,7 @@
       <w:r>
         <w:t xml:space="preserve"> </w:t>
       </w:r>
-      <w:hyperlink r:id="rId40">
+      <w:hyperlink r:id="rId42">
         <w:r>
           <w:rPr>
             <w:rStyle w:val="Hyperlink"/>
@@ -1655,7 +1763,7 @@
       <w:r>
         <w:t xml:space="preserve"> </w:t>
       </w:r>
-      <w:hyperlink r:id="rId41">
+      <w:hyperlink r:id="rId43">
         <w:r>
           <w:rPr>
             <w:rStyle w:val="Hyperlink"/>
@@ -1701,7 +1809,7 @@
       <w:r>
         <w:t xml:space="preserve"> </w:t>
       </w:r>
-      <w:hyperlink r:id="rId42">
+      <w:hyperlink r:id="rId44">
         <w:r>
           <w:rPr>
             <w:rStyle w:val="Hyperlink"/>
@@ -1747,7 +1855,7 @@
       <w:r>
         <w:t xml:space="preserve"> </w:t>
       </w:r>
-      <w:hyperlink r:id="rId43">
+      <w:hyperlink r:id="rId45">
         <w:r>
           <w:rPr>
             <w:rStyle w:val="Hyperlink"/>
@@ -1793,7 +1901,7 @@
       <w:r>
         <w:t xml:space="preserve"> </w:t>
       </w:r>
-      <w:hyperlink r:id="rId44">
+      <w:hyperlink r:id="rId46">
         <w:r>
           <w:rPr>
             <w:rStyle w:val="Hyperlink"/>
@@ -1839,7 +1947,7 @@
       <w:r>
         <w:t xml:space="preserve"> </w:t>
       </w:r>
-      <w:hyperlink r:id="rId45">
+      <w:hyperlink r:id="rId47">
         <w:r>
           <w:rPr>
             <w:rStyle w:val="Hyperlink"/>
@@ -1885,7 +1993,7 @@
       <w:r>
         <w:t xml:space="preserve"> </w:t>
       </w:r>
-      <w:hyperlink r:id="rId46">
+      <w:hyperlink r:id="rId48">
         <w:r>
           <w:rPr>
             <w:rStyle w:val="Hyperlink"/>
@@ -1931,7 +2039,7 @@
       <w:r>
         <w:t xml:space="preserve"> </w:t>
       </w:r>
-      <w:hyperlink r:id="rId47">
+      <w:hyperlink r:id="rId49">
         <w:r>
           <w:rPr>
             <w:rStyle w:val="Hyperlink"/>
@@ -1954,7 +2062,7 @@
       <w:r>
         <w:t xml:space="preserve"> </w:t>
       </w:r>
-      <w:hyperlink r:id="rId48">
+      <w:hyperlink r:id="rId50">
         <w:r>
           <w:rPr>
             <w:rStyle w:val="Hyperlink"/>
@@ -1977,7 +2085,7 @@
       <w:r>
         <w:t xml:space="preserve"> </w:t>
       </w:r>
-      <w:hyperlink r:id="rId49">
+      <w:hyperlink r:id="rId51">
         <w:r>
           <w:rPr>
             <w:rStyle w:val="Hyperlink"/>
@@ -2000,7 +2108,7 @@
       <w:r>
         <w:t xml:space="preserve"> </w:t>
       </w:r>
-      <w:hyperlink r:id="rId50">
+      <w:hyperlink r:id="rId52">
         <w:r>
           <w:rPr>
             <w:rStyle w:val="Hyperlink"/>
@@ -2023,7 +2131,7 @@
       <w:r>
         <w:t xml:space="preserve"> </w:t>
       </w:r>
-      <w:hyperlink r:id="rId51">
+      <w:hyperlink r:id="rId53">
         <w:r>
           <w:rPr>
             <w:rStyle w:val="Hyperlink"/>
@@ -2046,7 +2154,7 @@
       <w:r>
         <w:t xml:space="preserve"> </w:t>
       </w:r>
-      <w:hyperlink r:id="rId52">
+      <w:hyperlink r:id="rId54">
         <w:r>
           <w:rPr>
             <w:rStyle w:val="Hyperlink"/>
@@ -2069,7 +2177,7 @@
       <w:r>
         <w:t xml:space="preserve"> </w:t>
       </w:r>
-      <w:hyperlink r:id="rId53">
+      <w:hyperlink r:id="rId55">
         <w:r>
           <w:rPr>
             <w:rStyle w:val="Hyperlink"/>
@@ -2092,7 +2200,7 @@
       <w:r>
         <w:t xml:space="preserve"> </w:t>
       </w:r>
-      <w:hyperlink r:id="rId54">
+      <w:hyperlink r:id="rId56">
         <w:r>
           <w:rPr>
             <w:rStyle w:val="Hyperlink"/>
@@ -2115,7 +2223,7 @@
       <w:r>
         <w:t xml:space="preserve"> </w:t>
       </w:r>
-      <w:hyperlink r:id="rId55">
+      <w:hyperlink r:id="rId57">
         <w:r>
           <w:rPr>
             <w:rStyle w:val="Hyperlink"/>
@@ -2138,7 +2246,7 @@
       <w:r>
         <w:t xml:space="preserve"> </w:t>
       </w:r>
-      <w:hyperlink r:id="rId56">
+      <w:hyperlink r:id="rId58">
         <w:r>
           <w:rPr>
             <w:rStyle w:val="Hyperlink"/>
@@ -2161,7 +2269,7 @@
       <w:r>
         <w:t xml:space="preserve"> </w:t>
       </w:r>
-      <w:hyperlink r:id="rId57">
+      <w:hyperlink r:id="rId59">
         <w:r>
           <w:rPr>
             <w:rStyle w:val="Hyperlink"/>
@@ -2184,7 +2292,7 @@
       <w:r>
         <w:t xml:space="preserve"> </w:t>
       </w:r>
-      <w:hyperlink r:id="rId58">
+      <w:hyperlink r:id="rId60">
         <w:r>
           <w:rPr>
             <w:rStyle w:val="Hyperlink"/>
@@ -2193,8 +2301,8 @@
         </w:r>
       </w:hyperlink>
     </w:p>
-    <w:bookmarkEnd w:id="59"/>
-    <w:bookmarkStart w:id="60" w:name="acknowledgements"/>
+    <w:bookmarkEnd w:id="61"/>
+    <w:bookmarkStart w:id="62" w:name="acknowledgements"/>
     <w:p>
       <w:pPr>
         <w:pStyle w:val="Heading2"/>
@@ -2211,8 +2319,8 @@
         <w:t xml:space="preserve">The author acknowledges the investigators and participants whose data were made publicly available.</w:t>
       </w:r>
     </w:p>
-    <w:bookmarkEnd w:id="60"/>
-    <w:bookmarkStart w:id="61" w:name="funding"/>
+    <w:bookmarkEnd w:id="62"/>
+    <w:bookmarkStart w:id="63" w:name="funding"/>
     <w:p>
       <w:pPr>
         <w:pStyle w:val="Heading2"/>
@@ -2229,8 +2337,8 @@
         <w:t xml:space="preserve">The author received no specific funding for this work.</w:t>
       </w:r>
     </w:p>
-    <w:bookmarkEnd w:id="61"/>
-    <w:bookmarkStart w:id="62" w:name="author-contributions"/>
+    <w:bookmarkEnd w:id="63"/>
+    <w:bookmarkStart w:id="64" w:name="author-contributions"/>
     <w:p>
       <w:pPr>
         <w:pStyle w:val="Heading2"/>
@@ -2247,8 +2355,8 @@
         <w:t xml:space="preserve">Lizhen Deng: conceptualization, methodology, software, formal analysis, investigation, data curation, visualization, writing—original draft, writing—review and editing, and project administration.</w:t>
       </w:r>
     </w:p>
-    <w:bookmarkEnd w:id="62"/>
-    <w:bookmarkStart w:id="63" w:name="competing-interests"/>
+    <w:bookmarkEnd w:id="64"/>
+    <w:bookmarkStart w:id="65" w:name="competing-interests"/>
     <w:p>
       <w:pPr>
         <w:pStyle w:val="Heading2"/>
@@ -2265,8 +2373,8 @@
         <w:t xml:space="preserve">The author declares no competing interests.</w:t>
       </w:r>
     </w:p>
-    <w:bookmarkEnd w:id="63"/>
-    <w:bookmarkStart w:id="64" w:name="figure-legends"/>
+    <w:bookmarkEnd w:id="65"/>
+    <w:bookmarkStart w:id="66" w:name="figure-legends"/>
     <w:p>
       <w:pPr>
         <w:pStyle w:val="Heading2"/>
@@ -2425,8 +2533,8 @@
         <w:t xml:space="preserve">Number of sources meeting maxT P&lt;0.05. The dashed line marks the operational two-source threshold. Meeting the rule denotes a recurring transcript association under stated assumptions, not causal or biochemical validation.</w:t>
       </w:r>
     </w:p>
-    <w:bookmarkEnd w:id="64"/>
-    <w:bookmarkEnd w:id="65"/>
+    <w:bookmarkEnd w:id="66"/>
+    <w:bookmarkEnd w:id="67"/>
     <w:sectPr>
       <w:footerReference w:type="default" r:id="rId10"/>
       <w:footnotePr>
